--- a/dpp-project/DPP手册/03_注册上线_产品手册.docx
+++ b/dpp-project/DPP手册/03_注册上线_产品手册.docx
@@ -70,7 +70,7 @@
           <w:sz w:val="20"/>
           <w:szCs w:val="20"/>
         </w:rPr>
-        <w:t xml:space="preserve">v1.0 · 2026年9月 | 守信财税 · DPP业务线</w:t>
+        <w:t xml:space="preserve">v1.0 · 2026年9月 | 财税 · DPP业务线</w:t>
       </w:r>
     </w:p>
     <w:p>
@@ -7180,7 +7180,7 @@
           <w:sz w:val="21"/>
           <w:szCs w:val="21"/>
         </w:rPr>
-        <w:t xml:space="preserve">守信财税 · DPP业务线</w:t>
+        <w:t xml:space="preserve">财税 · DPP业务线</w:t>
       </w:r>
     </w:p>
     <w:p>
@@ -8429,7 +8429,7 @@
           <w:sz w:val="21"/>
           <w:szCs w:val="21"/>
         </w:rPr>
-        <w:t xml:space="preserve">守信财税是中国领先的财税合规服务商，专注于帮助中国企业解决跨境合规问题。</w:t>
+        <w:t xml:space="preserve">财税是中国领先的财税合规服务商，专注于帮助中国企业解决跨境合规问题。</w:t>
       </w:r>
     </w:p>
     <w:p>
@@ -8493,7 +8493,7 @@
           <w:sz w:val="18"/>
           <w:szCs w:val="18"/>
         </w:rPr>
-        <w:t xml:space="preserve">守信财税 · DPP业务线 — DPP注册上线服务产品手册</w:t>
+        <w:t xml:space="preserve">财税 · DPP业务线 — DPP注册上线服务产品手册</w:t>
       </w:r>
     </w:p>
     <w:p>
@@ -8775,7 +8775,7 @@
         <w:sz w:val="18"/>
         <w:szCs w:val="18"/>
       </w:rPr>
-      <w:t xml:space="preserve">守信财税</w:t>
+      <w:t xml:space="preserve">财税</w:t>
     </w:r>
   </w:p>
 </w:hdr>

--- a/dpp-project/DPP手册/03_注册上线_产品手册.docx
+++ b/dpp-project/DPP手册/03_注册上线_产品手册.docx
@@ -70,7 +70,7 @@
           <w:sz w:val="20"/>
           <w:szCs w:val="20"/>
         </w:rPr>
-        <w:t xml:space="preserve">v1.0 · 2026年9月 | 财税 · DPP业务线</w:t>
+        <w:t xml:space="preserve">v1.0 · 2026年9月 |  · DPP业务线</w:t>
       </w:r>
     </w:p>
     <w:p>
@@ -7180,7 +7180,7 @@
           <w:sz w:val="21"/>
           <w:szCs w:val="21"/>
         </w:rPr>
-        <w:t xml:space="preserve">财税 · DPP业务线</w:t>
+        <w:t xml:space="preserve"> · DPP业务线</w:t>
       </w:r>
     </w:p>
     <w:p>
@@ -8429,7 +8429,7 @@
           <w:sz w:val="21"/>
           <w:szCs w:val="21"/>
         </w:rPr>
-        <w:t xml:space="preserve">财税是中国领先的财税合规服务商，专注于帮助中国企业解决跨境合规问题。</w:t>
+        <w:t xml:space="preserve">是中国领先的财税合规服务商，专注于帮助中国企业解决跨境合规问题。</w:t>
       </w:r>
     </w:p>
     <w:p>
@@ -8493,7 +8493,7 @@
           <w:sz w:val="18"/>
           <w:szCs w:val="18"/>
         </w:rPr>
-        <w:t xml:space="preserve">财税 · DPP业务线 — DPP注册上线服务产品手册</w:t>
+        <w:t xml:space="preserve"> · DPP业务线 — DPP注册上线服务产品手册</w:t>
       </w:r>
     </w:p>
     <w:p>
